--- a/documentación/Diagrama de Despliegue.docx
+++ b/documentación/Diagrama de Despliegue.docx
@@ -2,6 +2,7 @@
 <file path=word/document.xml><?xml version="1.0" encoding="utf-8"?>
 <w:document xmlns:wpc="http://schemas.microsoft.com/office/word/2010/wordprocessingCanvas" xmlns:cx="http://schemas.microsoft.com/office/drawing/2014/chartex" xmlns:cx1="http://schemas.microsoft.com/office/drawing/2015/9/8/chartex" xmlns:cx2="http://schemas.microsoft.com/office/drawing/2015/10/21/chartex" xmlns:cx3="http://schemas.microsoft.com/office/drawing/2016/5/9/chartex" xmlns:cx4="http://schemas.microsoft.com/office/drawing/2016/5/10/chartex" xmlns:cx5="http://schemas.microsoft.com/office/drawing/2016/5/11/chartex" xmlns:cx6="http://schemas.microsoft.com/office/drawing/2016/5/12/chartex" xmlns:cx7="http://schemas.microsoft.com/office/drawing/2016/5/13/chartex" xmlns:cx8="http://schemas.microsoft.com/office/drawing/2016/5/14/chartex" xmlns:mc="http://schemas.openxmlformats.org/markup-compatibility/2006" xmlns:aink="http://schemas.microsoft.com/office/drawing/2016/ink" xmlns:am3d="http://schemas.microsoft.com/office/drawing/2017/model3d" xmlns:o="urn:schemas-microsoft-com:office:office" xmlns:oel="http://schemas.microsoft.com/office/2019/extlst" xmlns:r="http://schemas.openxmlformats.org/officeDocument/2006/relationships" xmlns:m="http://schemas.openxmlformats.org/officeDocument/2006/math" xmlns:v="urn:schemas-microsoft-com:vml" xmlns:wp14="http://schemas.microsoft.com/office/word/2010/wordprocessingDrawing" xmlns:wp="http://schemas.openxmlformats.org/drawingml/2006/wordprocessingDrawing" xmlns:w10="urn:schemas-microsoft-com:office:word" xmlns:w="http://schemas.openxmlformats.org/wordprocessingml/2006/main" xmlns:w14="http://schemas.microsoft.com/office/word/2010/wordml" xmlns:w15="http://schemas.microsoft.com/office/word/2012/wordml" xmlns:w16cex="http://schemas.microsoft.com/office/word/2018/wordml/cex" xmlns:w16cid="http://schemas.microsoft.com/office/word/2016/wordml/cid" xmlns:w16="http://schemas.microsoft.com/office/word/2018/wordml" xmlns:w16du="http://schemas.microsoft.com/office/word/2023/wordml/word16du" xmlns:w16sdtdh="http://schemas.microsoft.com/office/word/2020/wordml/sdtdatahash" xmlns:w16sdtfl="http://schemas.microsoft.com/office/word/2024/wordml/sdtformatlock" xmlns:w16se="http://schemas.microsoft.com/office/word/2015/wordml/symex" xmlns:wpg="http://schemas.microsoft.com/office/word/2010/wordprocessingGroup" xmlns:wpi="http://schemas.microsoft.com/office/word/2010/wordprocessingInk" xmlns:wne="http://schemas.microsoft.com/office/word/2006/wordml" xmlns:wps="http://schemas.microsoft.com/office/word/2010/wordprocessingShape" mc:Ignorable="w14 w15 w16se w16cid w16 w16cex w16sdtdh w16sdtfl w16du wp14">
   <w:body>
+    <w:bookmarkStart w:id="0" w:name="_Hlk45317062"/>
     <w:p>
       <w:pPr>
         <w:spacing w:after="0" w:line="341" w:lineRule="exact"/>
@@ -10,7 +11,6 @@
           <w:lang w:val="es-GT"/>
         </w:rPr>
       </w:pPr>
-      <w:bookmarkStart w:id="0" w:name="_Hlk45317062"/>
       <w:r>
         <w:rPr>
           <w:noProof/>
@@ -3167,31 +3167,7 @@
           <w:szCs w:val="24"/>
           <w:lang w:val="es-GT"/>
         </w:rPr>
-        <w:t xml:space="preserve">Diagrama sin </w:t>
-      </w:r>
-      <w:proofErr w:type="spellStart"/>
-      <w:r>
-        <w:rPr>
-          <w:rFonts w:ascii="Times New Roman" w:hAnsi="Times New Roman" w:cs="Times New Roman"/>
-          <w:b/>
-          <w:bCs/>
-          <w:sz w:val="24"/>
-          <w:szCs w:val="24"/>
-          <w:lang w:val="es-GT"/>
-        </w:rPr>
-        <w:t>artifacts</w:t>
-      </w:r>
-      <w:proofErr w:type="spellEnd"/>
-      <w:r>
-        <w:rPr>
-          <w:rFonts w:ascii="Times New Roman" w:hAnsi="Times New Roman" w:cs="Times New Roman"/>
-          <w:b/>
-          <w:bCs/>
-          <w:sz w:val="24"/>
-          <w:szCs w:val="24"/>
-          <w:lang w:val="es-GT"/>
-        </w:rPr>
-        <w:t>:</w:t>
+        <w:t>Diagrama sin artifacts:</w:t>
       </w:r>
     </w:p>
     <w:p>
@@ -3275,9 +3251,8 @@
           <w:szCs w:val="24"/>
           <w:lang w:val="es-GT"/>
         </w:rPr>
-        <w:t xml:space="preserve">Diagrama con </w:t>
-      </w:r>
-      <w:proofErr w:type="spellStart"/>
+        <w:t>Diagrama con artifacts</w:t>
+      </w:r>
       <w:r>
         <w:rPr>
           <w:rFonts w:ascii="Times New Roman" w:hAnsi="Times New Roman" w:cs="Times New Roman"/>
@@ -3287,33 +3262,8 @@
           <w:szCs w:val="24"/>
           <w:lang w:val="es-GT"/>
         </w:rPr>
-        <w:t>artifacts</w:t>
-      </w:r>
-      <w:proofErr w:type="spellEnd"/>
-      <w:r>
-        <w:rPr>
-          <w:rFonts w:ascii="Times New Roman" w:hAnsi="Times New Roman" w:cs="Times New Roman"/>
-          <w:b/>
-          <w:bCs/>
-          <w:sz w:val="24"/>
-          <w:szCs w:val="24"/>
-          <w:lang w:val="es-GT"/>
-        </w:rPr>
-        <w:t xml:space="preserve"> </w:t>
-      </w:r>
-      <w:proofErr w:type="spellStart"/>
-      <w:r>
-        <w:rPr>
-          <w:rFonts w:ascii="Times New Roman" w:hAnsi="Times New Roman" w:cs="Times New Roman"/>
-          <w:b/>
-          <w:bCs/>
-          <w:sz w:val="24"/>
-          <w:szCs w:val="24"/>
-          <w:lang w:val="es-GT"/>
-        </w:rPr>
-        <w:t>deployment</w:t>
-      </w:r>
-      <w:proofErr w:type="spellEnd"/>
+        <w:t xml:space="preserve"> deployment</w:t>
+      </w:r>
       <w:r>
         <w:rPr>
           <w:rFonts w:ascii="Times New Roman" w:hAnsi="Times New Roman" w:cs="Times New Roman"/>
@@ -3417,11 +3367,11 @@
     <w:p>
       <w:pPr>
         <w:spacing w:after="0"/>
-        <w:jc w:val="center"/>
         <w:rPr>
           <w:rFonts w:ascii="Times New Roman" w:hAnsi="Times New Roman" w:cs="Times New Roman"/>
           <w:b/>
           <w:bCs/>
+          <w:noProof/>
           <w:sz w:val="24"/>
           <w:szCs w:val="24"/>
           <w:lang w:val="es-GT"/>
@@ -3432,36 +3382,265 @@
           <w:rFonts w:ascii="Times New Roman" w:hAnsi="Times New Roman" w:cs="Times New Roman"/>
           <w:b/>
           <w:bCs/>
+          <w:noProof/>
           <w:sz w:val="24"/>
           <w:szCs w:val="24"/>
           <w:lang w:val="es-GT"/>
         </w:rPr>
         <w:lastRenderedPageBreak/>
-        <w:t xml:space="preserve">Creación recursos App Service + Web </w:t>
-      </w:r>
-      <w:proofErr w:type="spellStart"/>
-      <w:r>
+        <w:t>Diagrama muestra Jenkins</w:t>
+      </w:r>
+    </w:p>
+    <w:p>
+      <w:pPr>
+        <w:spacing w:after="0"/>
         <w:rPr>
           <w:rFonts w:ascii="Times New Roman" w:hAnsi="Times New Roman" w:cs="Times New Roman"/>
           <w:b/>
           <w:bCs/>
-          <w:sz w:val="24"/>
-          <w:szCs w:val="24"/>
-          <w:lang w:val="es-GT"/>
-        </w:rPr>
-        <w:t>Static</w:t>
-      </w:r>
-      <w:proofErr w:type="spellEnd"/>
+          <w:noProof/>
+          <w:sz w:val="24"/>
+          <w:szCs w:val="24"/>
+          <w:lang w:val="es-GT"/>
+        </w:rPr>
+      </w:pPr>
       <w:r>
         <w:rPr>
           <w:rFonts w:ascii="Times New Roman" w:hAnsi="Times New Roman" w:cs="Times New Roman"/>
           <w:b/>
           <w:bCs/>
-          <w:sz w:val="24"/>
-          <w:szCs w:val="24"/>
-          <w:lang w:val="es-GT"/>
-        </w:rPr>
-        <w:t xml:space="preserve"> + DB PG</w:t>
+          <w:noProof/>
+          <w:sz w:val="24"/>
+          <w:szCs w:val="24"/>
+          <w:lang w:val="es-GT"/>
+        </w:rPr>
+        <w:drawing>
+          <wp:inline distT="0" distB="0" distL="0" distR="0" wp14:anchorId="13037685" wp14:editId="2A9A5E40">
+            <wp:extent cx="5954395" cy="5584190"/>
+            <wp:effectExtent l="0" t="0" r="8255" b="0"/>
+            <wp:docPr id="321034241" name="Imagen 12"/>
+            <wp:cNvGraphicFramePr>
+              <a:graphicFrameLocks xmlns:a="http://schemas.openxmlformats.org/drawingml/2006/main" noChangeAspect="1"/>
+            </wp:cNvGraphicFramePr>
+            <a:graphic xmlns:a="http://schemas.openxmlformats.org/drawingml/2006/main">
+              <a:graphicData uri="http://schemas.openxmlformats.org/drawingml/2006/picture">
+                <pic:pic xmlns:pic="http://schemas.openxmlformats.org/drawingml/2006/picture">
+                  <pic:nvPicPr>
+                    <pic:cNvPr id="0" name="Picture 1"/>
+                    <pic:cNvPicPr>
+                      <a:picLocks noChangeAspect="1" noChangeArrowheads="1"/>
+                    </pic:cNvPicPr>
+                  </pic:nvPicPr>
+                  <pic:blipFill>
+                    <a:blip r:embed="rId13" cstate="print">
+                      <a:extLst>
+                        <a:ext uri="{28A0092B-C50C-407E-A947-70E740481C1C}">
+                          <a14:useLocalDpi xmlns:a14="http://schemas.microsoft.com/office/drawing/2010/main" val="0"/>
+                        </a:ext>
+                      </a:extLst>
+                    </a:blip>
+                    <a:srcRect/>
+                    <a:stretch>
+                      <a:fillRect/>
+                    </a:stretch>
+                  </pic:blipFill>
+                  <pic:spPr bwMode="auto">
+                    <a:xfrm>
+                      <a:off x="0" y="0"/>
+                      <a:ext cx="5954395" cy="5584190"/>
+                    </a:xfrm>
+                    <a:prstGeom prst="rect">
+                      <a:avLst/>
+                    </a:prstGeom>
+                    <a:noFill/>
+                    <a:ln>
+                      <a:noFill/>
+                    </a:ln>
+                  </pic:spPr>
+                </pic:pic>
+              </a:graphicData>
+            </a:graphic>
+          </wp:inline>
+        </w:drawing>
+      </w:r>
+    </w:p>
+    <w:p>
+      <w:pPr>
+        <w:spacing w:after="0"/>
+        <w:rPr>
+          <w:rFonts w:ascii="Times New Roman" w:hAnsi="Times New Roman" w:cs="Times New Roman"/>
+          <w:b/>
+          <w:bCs/>
+          <w:noProof/>
+          <w:sz w:val="24"/>
+          <w:szCs w:val="24"/>
+          <w:lang w:val="es-GT"/>
+        </w:rPr>
+      </w:pPr>
+    </w:p>
+    <w:p>
+      <w:pPr>
+        <w:spacing w:after="0"/>
+        <w:rPr>
+          <w:rFonts w:ascii="Times New Roman" w:hAnsi="Times New Roman" w:cs="Times New Roman"/>
+          <w:b/>
+          <w:bCs/>
+          <w:noProof/>
+          <w:sz w:val="24"/>
+          <w:szCs w:val="24"/>
+          <w:lang w:val="es-GT"/>
+        </w:rPr>
+      </w:pPr>
+    </w:p>
+    <w:p>
+      <w:pPr>
+        <w:spacing w:after="0"/>
+        <w:rPr>
+          <w:rFonts w:ascii="Times New Roman" w:hAnsi="Times New Roman" w:cs="Times New Roman"/>
+          <w:b/>
+          <w:bCs/>
+          <w:noProof/>
+          <w:sz w:val="24"/>
+          <w:szCs w:val="24"/>
+          <w:lang w:val="es-GT"/>
+        </w:rPr>
+      </w:pPr>
+    </w:p>
+    <w:p>
+      <w:pPr>
+        <w:spacing w:after="0"/>
+        <w:rPr>
+          <w:rFonts w:ascii="Times New Roman" w:hAnsi="Times New Roman" w:cs="Times New Roman"/>
+          <w:b/>
+          <w:bCs/>
+          <w:noProof/>
+          <w:sz w:val="24"/>
+          <w:szCs w:val="24"/>
+          <w:lang w:val="es-GT"/>
+        </w:rPr>
+      </w:pPr>
+    </w:p>
+    <w:p>
+      <w:pPr>
+        <w:spacing w:after="0"/>
+        <w:rPr>
+          <w:rFonts w:ascii="Times New Roman" w:hAnsi="Times New Roman" w:cs="Times New Roman"/>
+          <w:b/>
+          <w:bCs/>
+          <w:noProof/>
+          <w:sz w:val="24"/>
+          <w:szCs w:val="24"/>
+          <w:lang w:val="es-GT"/>
+        </w:rPr>
+      </w:pPr>
+    </w:p>
+    <w:p>
+      <w:pPr>
+        <w:spacing w:after="0"/>
+        <w:rPr>
+          <w:rFonts w:ascii="Times New Roman" w:hAnsi="Times New Roman" w:cs="Times New Roman"/>
+          <w:b/>
+          <w:bCs/>
+          <w:noProof/>
+          <w:sz w:val="24"/>
+          <w:szCs w:val="24"/>
+          <w:lang w:val="es-GT"/>
+        </w:rPr>
+      </w:pPr>
+    </w:p>
+    <w:p>
+      <w:pPr>
+        <w:spacing w:after="0"/>
+        <w:rPr>
+          <w:rFonts w:ascii="Times New Roman" w:hAnsi="Times New Roman" w:cs="Times New Roman"/>
+          <w:b/>
+          <w:bCs/>
+          <w:noProof/>
+          <w:sz w:val="24"/>
+          <w:szCs w:val="24"/>
+          <w:lang w:val="es-GT"/>
+        </w:rPr>
+      </w:pPr>
+    </w:p>
+    <w:p>
+      <w:pPr>
+        <w:spacing w:after="0"/>
+        <w:rPr>
+          <w:rFonts w:ascii="Times New Roman" w:hAnsi="Times New Roman" w:cs="Times New Roman"/>
+          <w:b/>
+          <w:bCs/>
+          <w:noProof/>
+          <w:sz w:val="24"/>
+          <w:szCs w:val="24"/>
+          <w:lang w:val="es-GT"/>
+        </w:rPr>
+      </w:pPr>
+    </w:p>
+    <w:p>
+      <w:pPr>
+        <w:spacing w:after="0"/>
+        <w:rPr>
+          <w:rFonts w:ascii="Times New Roman" w:hAnsi="Times New Roman" w:cs="Times New Roman"/>
+          <w:b/>
+          <w:bCs/>
+          <w:noProof/>
+          <w:sz w:val="24"/>
+          <w:szCs w:val="24"/>
+          <w:lang w:val="es-GT"/>
+        </w:rPr>
+      </w:pPr>
+    </w:p>
+    <w:p>
+      <w:pPr>
+        <w:spacing w:after="0"/>
+        <w:rPr>
+          <w:rFonts w:ascii="Times New Roman" w:hAnsi="Times New Roman" w:cs="Times New Roman"/>
+          <w:b/>
+          <w:bCs/>
+          <w:noProof/>
+          <w:sz w:val="24"/>
+          <w:szCs w:val="24"/>
+          <w:lang w:val="es-GT"/>
+        </w:rPr>
+      </w:pPr>
+    </w:p>
+    <w:p>
+      <w:pPr>
+        <w:spacing w:after="0"/>
+        <w:rPr>
+          <w:rFonts w:ascii="Times New Roman" w:hAnsi="Times New Roman" w:cs="Times New Roman"/>
+          <w:b/>
+          <w:bCs/>
+          <w:noProof/>
+          <w:sz w:val="24"/>
+          <w:szCs w:val="24"/>
+          <w:lang w:val="es-GT"/>
+        </w:rPr>
+      </w:pPr>
+    </w:p>
+    <w:p>
+      <w:pPr>
+        <w:spacing w:after="0"/>
+        <w:jc w:val="center"/>
+        <w:rPr>
+          <w:rFonts w:ascii="Times New Roman" w:hAnsi="Times New Roman" w:cs="Times New Roman"/>
+          <w:b/>
+          <w:bCs/>
+          <w:sz w:val="24"/>
+          <w:szCs w:val="24"/>
+          <w:lang w:val="es-GT"/>
+        </w:rPr>
+      </w:pPr>
+      <w:r>
+        <w:rPr>
+          <w:rFonts w:ascii="Times New Roman" w:hAnsi="Times New Roman" w:cs="Times New Roman"/>
+          <w:b/>
+          <w:bCs/>
+          <w:sz w:val="24"/>
+          <w:szCs w:val="24"/>
+          <w:lang w:val="es-GT"/>
+        </w:rPr>
+        <w:t>Creación recursos App Service + Web Static + DB PG</w:t>
       </w:r>
     </w:p>
     <w:p>
@@ -3503,7 +3682,7 @@
                     <pic:cNvPicPr/>
                   </pic:nvPicPr>
                   <pic:blipFill>
-                    <a:blip r:embed="rId13"/>
+                    <a:blip r:embed="rId14"/>
                     <a:stretch>
                       <a:fillRect/>
                     </a:stretch>
@@ -3556,44 +3735,9 @@
           <w:szCs w:val="24"/>
           <w:lang w:val="es-GT"/>
         </w:rPr>
-        <w:t>Documentación API</w:t>
-      </w:r>
-      <w:r>
-        <w:rPr>
-          <w:rFonts w:ascii="Times New Roman" w:hAnsi="Times New Roman" w:cs="Times New Roman"/>
-          <w:b/>
-          <w:bCs/>
-          <w:sz w:val="24"/>
-          <w:szCs w:val="24"/>
-          <w:lang w:val="es-GT"/>
-        </w:rPr>
-        <w:t>-</w:t>
-      </w:r>
-      <w:proofErr w:type="spellStart"/>
-      <w:r>
-        <w:rPr>
-          <w:rFonts w:ascii="Times New Roman" w:hAnsi="Times New Roman" w:cs="Times New Roman"/>
-          <w:b/>
-          <w:bCs/>
-          <w:sz w:val="24"/>
-          <w:szCs w:val="24"/>
-          <w:lang w:val="es-GT"/>
-        </w:rPr>
-        <w:t>Backend</w:t>
-      </w:r>
-      <w:proofErr w:type="spellEnd"/>
-      <w:r>
-        <w:rPr>
-          <w:rFonts w:ascii="Times New Roman" w:hAnsi="Times New Roman" w:cs="Times New Roman"/>
-          <w:b/>
-          <w:bCs/>
-          <w:sz w:val="24"/>
-          <w:szCs w:val="24"/>
-          <w:lang w:val="es-GT"/>
-        </w:rPr>
-        <w:t xml:space="preserve">: </w:t>
-      </w:r>
-      <w:hyperlink r:id="rId14" w:history="1">
+        <w:t xml:space="preserve">Documentación API-Backend: </w:t>
+      </w:r>
+      <w:hyperlink r:id="rId15" w:history="1">
         <w:r>
           <w:rPr>
             <w:rStyle w:val="Hipervnculo"/>
@@ -3622,6 +3766,7 @@
           <w:rFonts w:ascii="Times New Roman" w:hAnsi="Times New Roman" w:cs="Times New Roman"/>
           <w:b/>
           <w:bCs/>
+          <w:noProof/>
           <w:sz w:val="24"/>
           <w:szCs w:val="24"/>
           <w:lang w:val="es-GT"/>
@@ -3642,7 +3787,7 @@
                     <pic:cNvPicPr/>
                   </pic:nvPicPr>
                   <pic:blipFill>
-                    <a:blip r:embed="rId15"/>
+                    <a:blip r:embed="rId16"/>
                     <a:stretch>
                       <a:fillRect/>
                     </a:stretch>
@@ -3680,19 +3825,9 @@
           <w:sz w:val="24"/>
           <w:szCs w:val="24"/>
         </w:rPr>
-        <w:t>UI – Frontend</w:t>
-      </w:r>
-      <w:r>
-        <w:rPr>
-          <w:rFonts w:ascii="Times New Roman" w:hAnsi="Times New Roman" w:cs="Times New Roman"/>
-          <w:b/>
-          <w:bCs/>
-          <w:sz w:val="24"/>
-          <w:szCs w:val="24"/>
-        </w:rPr>
-        <w:t xml:space="preserve">: </w:t>
-      </w:r>
-      <w:hyperlink r:id="rId16" w:history="1">
+        <w:t xml:space="preserve">UI – Frontend: </w:t>
+      </w:r>
+      <w:hyperlink r:id="rId17" w:history="1">
         <w:r>
           <w:rPr>
             <w:rStyle w:val="Hipervnculo"/>
@@ -3716,6 +3851,7 @@
       <w:r>
         <w:rPr>
           <w:rFonts w:ascii="Times New Roman" w:hAnsi="Times New Roman" w:cs="Times New Roman"/>
+          <w:noProof/>
           <w:sz w:val="24"/>
           <w:szCs w:val="24"/>
           <w:u w:val="single"/>
@@ -3736,7 +3872,7 @@
                     <pic:cNvPicPr/>
                   </pic:nvPicPr>
                   <pic:blipFill>
-                    <a:blip r:embed="rId17"/>
+                    <a:blip r:embed="rId18"/>
                     <a:stretch>
                       <a:fillRect/>
                     </a:stretch>
@@ -3769,6 +3905,7 @@
       <w:r>
         <w:rPr>
           <w:rFonts w:ascii="Times New Roman" w:hAnsi="Times New Roman" w:cs="Times New Roman"/>
+          <w:noProof/>
           <w:sz w:val="24"/>
           <w:szCs w:val="24"/>
           <w:u w:val="single"/>
@@ -3789,7 +3926,7 @@
                     <pic:cNvPicPr/>
                   </pic:nvPicPr>
                   <pic:blipFill>
-                    <a:blip r:embed="rId18"/>
+                    <a:blip r:embed="rId19"/>
                     <a:stretch>
                       <a:fillRect/>
                     </a:stretch>
@@ -3819,7 +3956,6 @@
           <w:u w:val="single"/>
         </w:rPr>
       </w:pPr>
-      <w:proofErr w:type="spellStart"/>
       <w:r>
         <w:rPr>
           <w:rFonts w:ascii="Times New Roman" w:hAnsi="Times New Roman" w:cs="Times New Roman"/>
@@ -3829,9 +3965,8 @@
           <w:szCs w:val="24"/>
         </w:rPr>
         <w:lastRenderedPageBreak/>
-        <w:t>Conexión</w:t>
-      </w:r>
-      <w:proofErr w:type="spellEnd"/>
+        <w:t>Conexión a Base de datos</w:t>
+      </w:r>
       <w:r>
         <w:rPr>
           <w:rFonts w:ascii="Times New Roman" w:hAnsi="Times New Roman" w:cs="Times New Roman"/>
@@ -3840,9 +3975,8 @@
           <w:sz w:val="24"/>
           <w:szCs w:val="24"/>
         </w:rPr>
-        <w:t xml:space="preserve"> a Base de </w:t>
-      </w:r>
-      <w:proofErr w:type="spellStart"/>
+        <w:t>:</w:t>
+      </w:r>
       <w:r>
         <w:rPr>
           <w:rFonts w:ascii="Times New Roman" w:hAnsi="Times New Roman" w:cs="Times New Roman"/>
@@ -3851,30 +3985,8 @@
           <w:sz w:val="24"/>
           <w:szCs w:val="24"/>
         </w:rPr>
-        <w:t>datos</w:t>
-      </w:r>
-      <w:proofErr w:type="spellEnd"/>
-      <w:r>
-        <w:rPr>
-          <w:rFonts w:ascii="Times New Roman" w:hAnsi="Times New Roman" w:cs="Times New Roman"/>
-          <w:b/>
-          <w:bCs/>
-          <w:sz w:val="24"/>
-          <w:szCs w:val="24"/>
-        </w:rPr>
-        <w:t>:</w:t>
-      </w:r>
-      <w:r>
-        <w:rPr>
-          <w:rFonts w:ascii="Times New Roman" w:hAnsi="Times New Roman" w:cs="Times New Roman"/>
-          <w:b/>
-          <w:bCs/>
-          <w:sz w:val="24"/>
-          <w:szCs w:val="24"/>
-        </w:rPr>
         <w:t xml:space="preserve"> </w:t>
       </w:r>
-      <w:proofErr w:type="gramStart"/>
       <w:r>
         <w:rPr>
           <w:rFonts w:ascii="Times New Roman" w:hAnsi="Times New Roman" w:cs="Times New Roman"/>
@@ -3882,37 +3994,7 @@
           <w:szCs w:val="24"/>
           <w:u w:val="single"/>
         </w:rPr>
-        <w:t>jdbc:postgresql://his.postgres.database.azure.com:5432/postgres?user=joelmorales598&amp;password</w:t>
-      </w:r>
-      <w:proofErr w:type="gramEnd"/>
-      <w:r>
-        <w:rPr>
-          <w:rFonts w:ascii="Times New Roman" w:hAnsi="Times New Roman" w:cs="Times New Roman"/>
-          <w:sz w:val="24"/>
-          <w:szCs w:val="24"/>
-          <w:u w:val="single"/>
-        </w:rPr>
-        <w:t>={your_</w:t>
-      </w:r>
-      <w:proofErr w:type="gramStart"/>
-      <w:r>
-        <w:rPr>
-          <w:rFonts w:ascii="Times New Roman" w:hAnsi="Times New Roman" w:cs="Times New Roman"/>
-          <w:sz w:val="24"/>
-          <w:szCs w:val="24"/>
-          <w:u w:val="single"/>
-        </w:rPr>
-        <w:t>password}&amp;</w:t>
-      </w:r>
-      <w:proofErr w:type="gramEnd"/>
-      <w:r>
-        <w:rPr>
-          <w:rFonts w:ascii="Times New Roman" w:hAnsi="Times New Roman" w:cs="Times New Roman"/>
-          <w:sz w:val="24"/>
-          <w:szCs w:val="24"/>
-          <w:u w:val="single"/>
-        </w:rPr>
-        <w:t>sslmode=require</w:t>
+        <w:t>jdbc:postgresql://his.postgres.database.azure.com:5432/postgres?user=joelmorales598&amp;password={your_password}&amp;sslmode=require</w:t>
       </w:r>
     </w:p>
     <w:p>
@@ -3927,6 +4009,7 @@
       <w:r>
         <w:rPr>
           <w:rFonts w:ascii="Times New Roman" w:hAnsi="Times New Roman" w:cs="Times New Roman"/>
+          <w:noProof/>
           <w:sz w:val="24"/>
           <w:szCs w:val="24"/>
           <w:u w:val="single"/>
@@ -3947,7 +4030,7 @@
                     <pic:cNvPicPr/>
                   </pic:nvPicPr>
                   <pic:blipFill>
-                    <a:blip r:embed="rId19"/>
+                    <a:blip r:embed="rId20"/>
                     <a:stretch>
                       <a:fillRect/>
                     </a:stretch>
@@ -4033,10 +4116,12 @@
           <w:szCs w:val="24"/>
           <w:lang w:val="es-GT"/>
         </w:rPr>
-        <w:t xml:space="preserve"> (</w:t>
-      </w:r>
-      <w:proofErr w:type="spellStart"/>
-      <w:r>
+        <w:t xml:space="preserve"> (Creditos de estudiante azure)</w:t>
+      </w:r>
+    </w:p>
+    <w:p>
+      <w:pPr>
+        <w:spacing w:after="0"/>
         <w:rPr>
           <w:rFonts w:ascii="Times New Roman" w:hAnsi="Times New Roman" w:cs="Times New Roman"/>
           <w:b/>
@@ -4045,9 +4130,7 @@
           <w:szCs w:val="24"/>
           <w:lang w:val="es-GT"/>
         </w:rPr>
-        <w:t>Creditos</w:t>
-      </w:r>
-      <w:proofErr w:type="spellEnd"/>
+      </w:pPr>
       <w:r>
         <w:rPr>
           <w:rFonts w:ascii="Times New Roman" w:hAnsi="Times New Roman" w:cs="Times New Roman"/>
@@ -4057,58 +4140,8 @@
           <w:szCs w:val="24"/>
           <w:lang w:val="es-GT"/>
         </w:rPr>
-        <w:t xml:space="preserve"> de estudiante </w:t>
-      </w:r>
-      <w:proofErr w:type="spellStart"/>
-      <w:r>
-        <w:rPr>
-          <w:rFonts w:ascii="Times New Roman" w:hAnsi="Times New Roman" w:cs="Times New Roman"/>
-          <w:b/>
-          <w:bCs/>
-          <w:sz w:val="24"/>
-          <w:szCs w:val="24"/>
-          <w:lang w:val="es-GT"/>
-        </w:rPr>
-        <w:t>azure</w:t>
-      </w:r>
-      <w:proofErr w:type="spellEnd"/>
-      <w:r>
-        <w:rPr>
-          <w:rFonts w:ascii="Times New Roman" w:hAnsi="Times New Roman" w:cs="Times New Roman"/>
-          <w:b/>
-          <w:bCs/>
-          <w:sz w:val="24"/>
-          <w:szCs w:val="24"/>
-          <w:lang w:val="es-GT"/>
-        </w:rPr>
-        <w:t>)</w:t>
-      </w:r>
-    </w:p>
-    <w:p>
-      <w:pPr>
-        <w:spacing w:after="0"/>
-        <w:rPr>
-          <w:rFonts w:ascii="Times New Roman" w:hAnsi="Times New Roman" w:cs="Times New Roman"/>
-          <w:b/>
-          <w:bCs/>
-          <w:sz w:val="24"/>
-          <w:szCs w:val="24"/>
-          <w:lang w:val="es-GT"/>
-        </w:rPr>
-      </w:pPr>
-      <w:proofErr w:type="spellStart"/>
-      <w:r>
-        <w:rPr>
-          <w:rFonts w:ascii="Times New Roman" w:hAnsi="Times New Roman" w:cs="Times New Roman"/>
-          <w:b/>
-          <w:bCs/>
-          <w:sz w:val="24"/>
-          <w:szCs w:val="24"/>
-          <w:lang w:val="es-GT"/>
-        </w:rPr>
         <w:t>Frontend</w:t>
       </w:r>
-      <w:proofErr w:type="spellEnd"/>
     </w:p>
     <w:p>
       <w:pPr>
@@ -4139,16 +4172,7 @@
           <w:sz w:val="24"/>
           <w:szCs w:val="24"/>
         </w:rPr>
-        <w:t> </w:t>
-      </w:r>
-      <w:proofErr w:type="gramStart"/>
-      <w:r>
-        <w:rPr>
-          <w:rFonts w:ascii="Times New Roman" w:hAnsi="Times New Roman" w:cs="Times New Roman"/>
-          <w:sz w:val="24"/>
-          <w:szCs w:val="24"/>
-        </w:rPr>
-        <w:t>o </w:t>
+        <w:t> o </w:t>
       </w:r>
       <w:r>
         <w:rPr>
@@ -4158,18 +4182,7 @@
           <w:sz w:val="24"/>
           <w:szCs w:val="24"/>
         </w:rPr>
-        <w:t>Azure</w:t>
-      </w:r>
-      <w:proofErr w:type="gramEnd"/>
-      <w:r>
-        <w:rPr>
-          <w:rFonts w:ascii="Times New Roman" w:hAnsi="Times New Roman" w:cs="Times New Roman"/>
-          <w:b/>
-          <w:bCs/>
-          <w:sz w:val="24"/>
-          <w:szCs w:val="24"/>
-        </w:rPr>
-        <w:t xml:space="preserve"> App Service</w:t>
+        <w:t>Azure App Service</w:t>
       </w:r>
       <w:r>
         <w:rPr>
@@ -4201,67 +4214,7 @@
           <w:szCs w:val="24"/>
           <w:lang w:val="es-GT"/>
         </w:rPr>
-        <w:t xml:space="preserve">Se sirve el </w:t>
-      </w:r>
-      <w:proofErr w:type="spellStart"/>
-      <w:r>
-        <w:rPr>
-          <w:rFonts w:ascii="Times New Roman" w:hAnsi="Times New Roman" w:cs="Times New Roman"/>
-          <w:sz w:val="24"/>
-          <w:szCs w:val="24"/>
-          <w:lang w:val="es-GT"/>
-        </w:rPr>
-        <w:t>build</w:t>
-      </w:r>
-      <w:proofErr w:type="spellEnd"/>
-      <w:r>
-        <w:rPr>
-          <w:rFonts w:ascii="Times New Roman" w:hAnsi="Times New Roman" w:cs="Times New Roman"/>
-          <w:sz w:val="24"/>
-          <w:szCs w:val="24"/>
-          <w:lang w:val="es-GT"/>
-        </w:rPr>
-        <w:t xml:space="preserve"> de Vite (</w:t>
-      </w:r>
-      <w:proofErr w:type="spellStart"/>
-      <w:r>
-        <w:rPr>
-          <w:rFonts w:ascii="Times New Roman" w:hAnsi="Times New Roman" w:cs="Times New Roman"/>
-          <w:sz w:val="24"/>
-          <w:szCs w:val="24"/>
-          <w:lang w:val="es-GT"/>
-        </w:rPr>
-        <w:t>npm</w:t>
-      </w:r>
-      <w:proofErr w:type="spellEnd"/>
-      <w:r>
-        <w:rPr>
-          <w:rFonts w:ascii="Times New Roman" w:hAnsi="Times New Roman" w:cs="Times New Roman"/>
-          <w:sz w:val="24"/>
-          <w:szCs w:val="24"/>
-          <w:lang w:val="es-GT"/>
-        </w:rPr>
-        <w:t xml:space="preserve"> run </w:t>
-      </w:r>
-      <w:proofErr w:type="spellStart"/>
-      <w:r>
-        <w:rPr>
-          <w:rFonts w:ascii="Times New Roman" w:hAnsi="Times New Roman" w:cs="Times New Roman"/>
-          <w:sz w:val="24"/>
-          <w:szCs w:val="24"/>
-          <w:lang w:val="es-GT"/>
-        </w:rPr>
-        <w:t>build</w:t>
-      </w:r>
-      <w:proofErr w:type="spellEnd"/>
-      <w:r>
-        <w:rPr>
-          <w:rFonts w:ascii="Times New Roman" w:hAnsi="Times New Roman" w:cs="Times New Roman"/>
-          <w:sz w:val="24"/>
-          <w:szCs w:val="24"/>
-          <w:lang w:val="es-GT"/>
-        </w:rPr>
-        <w:t>).</w:t>
+        <w:t>Se sirve el build de Vite (npm run build).</w:t>
       </w:r>
     </w:p>
     <w:p>
@@ -4285,27 +4238,7 @@
           <w:szCs w:val="24"/>
           <w:lang w:val="es-GT"/>
         </w:rPr>
-        <w:t xml:space="preserve">Requiere variable VITE_API_URL apuntando al </w:t>
-      </w:r>
-      <w:proofErr w:type="spellStart"/>
-      <w:r>
-        <w:rPr>
-          <w:rFonts w:ascii="Times New Roman" w:hAnsi="Times New Roman" w:cs="Times New Roman"/>
-          <w:sz w:val="24"/>
-          <w:szCs w:val="24"/>
-          <w:lang w:val="es-GT"/>
-        </w:rPr>
-        <w:t>backend</w:t>
-      </w:r>
-      <w:proofErr w:type="spellEnd"/>
-      <w:r>
-        <w:rPr>
-          <w:rFonts w:ascii="Times New Roman" w:hAnsi="Times New Roman" w:cs="Times New Roman"/>
-          <w:sz w:val="24"/>
-          <w:szCs w:val="24"/>
-          <w:lang w:val="es-GT"/>
-        </w:rPr>
-        <w:t>.</w:t>
+        <w:t>Requiere variable VITE_API_URL apuntando al backend.</w:t>
       </w:r>
     </w:p>
     <w:p>
@@ -4342,7 +4275,7 @@
                     <pic:cNvPicPr/>
                   </pic:nvPicPr>
                   <pic:blipFill>
-                    <a:blip r:embed="rId20"/>
+                    <a:blip r:embed="rId21"/>
                     <a:stretch>
                       <a:fillRect/>
                     </a:stretch>
@@ -4384,39 +4317,8 @@
           <w:szCs w:val="24"/>
           <w:lang w:val="es-GT"/>
         </w:rPr>
-        <w:t xml:space="preserve">Git </w:t>
-      </w:r>
-      <w:proofErr w:type="spellStart"/>
-      <w:r>
-        <w:rPr>
-          <w:rFonts w:ascii="Times New Roman" w:hAnsi="Times New Roman" w:cs="Times New Roman"/>
-          <w:sz w:val="24"/>
-          <w:szCs w:val="24"/>
-          <w:lang w:val="es-GT"/>
-        </w:rPr>
-        <w:t>Actions</w:t>
-      </w:r>
-      <w:proofErr w:type="spellEnd"/>
-      <w:r>
-        <w:rPr>
-          <w:rFonts w:ascii="Times New Roman" w:hAnsi="Times New Roman" w:cs="Times New Roman"/>
-          <w:sz w:val="24"/>
-          <w:szCs w:val="24"/>
-          <w:lang w:val="es-GT"/>
-        </w:rPr>
-        <w:t xml:space="preserve"> </w:t>
-      </w:r>
-      <w:proofErr w:type="spellStart"/>
-      <w:r>
-        <w:rPr>
-          <w:rFonts w:ascii="Times New Roman" w:hAnsi="Times New Roman" w:cs="Times New Roman"/>
-          <w:sz w:val="24"/>
-          <w:szCs w:val="24"/>
-          <w:lang w:val="es-GT"/>
-        </w:rPr>
-        <w:t>deployment</w:t>
-      </w:r>
-      <w:proofErr w:type="spellEnd"/>
+        <w:t>Git Actions deployment</w:t>
+      </w:r>
     </w:p>
     <w:p>
       <w:pPr>
@@ -4453,7 +4355,7 @@
                     <pic:cNvPicPr/>
                   </pic:nvPicPr>
                   <pic:blipFill>
-                    <a:blip r:embed="rId21"/>
+                    <a:blip r:embed="rId22"/>
                     <a:stretch>
                       <a:fillRect/>
                     </a:stretch>
@@ -4508,7 +4410,6 @@
           <w:lang w:val="es-GT"/>
         </w:rPr>
       </w:pPr>
-      <w:proofErr w:type="spellStart"/>
       <w:r>
         <w:rPr>
           <w:rFonts w:ascii="Times New Roman" w:hAnsi="Times New Roman" w:cs="Times New Roman"/>
@@ -4520,7 +4421,6 @@
         </w:rPr>
         <w:t>Backend</w:t>
       </w:r>
-      <w:proofErr w:type="spellEnd"/>
     </w:p>
     <w:p>
       <w:pPr>
@@ -4567,23 +4467,13 @@
           <w:szCs w:val="24"/>
         </w:rPr>
       </w:pPr>
-      <w:proofErr w:type="spellStart"/>
-      <w:r>
-        <w:rPr>
-          <w:rFonts w:ascii="Times New Roman" w:hAnsi="Times New Roman" w:cs="Times New Roman"/>
-          <w:sz w:val="24"/>
-          <w:szCs w:val="24"/>
-        </w:rPr>
-        <w:t>Arranque</w:t>
-      </w:r>
-      <w:proofErr w:type="spellEnd"/>
-      <w:r>
-        <w:rPr>
-          <w:rFonts w:ascii="Times New Roman" w:hAnsi="Times New Roman" w:cs="Times New Roman"/>
-          <w:sz w:val="24"/>
-          <w:szCs w:val="24"/>
-        </w:rPr>
-        <w:t xml:space="preserve"> con java -jar his-backend-0.0.1-SNAPSHOT.jar.</w:t>
+      <w:r>
+        <w:rPr>
+          <w:rFonts w:ascii="Times New Roman" w:hAnsi="Times New Roman" w:cs="Times New Roman"/>
+          <w:sz w:val="24"/>
+          <w:szCs w:val="24"/>
+        </w:rPr>
+        <w:t>Arranque con java -jar his-backend-0.0.1-SNAPSHOT.jar.</w:t>
       </w:r>
     </w:p>
     <w:p>
@@ -4631,19 +4521,8 @@
           <w:szCs w:val="24"/>
           <w:lang w:val="es-GT"/>
         </w:rPr>
-        <w:t>SPRING_PROFILES_ACTIVE=</w:t>
-      </w:r>
-      <w:proofErr w:type="spellStart"/>
-      <w:r>
-        <w:rPr>
-          <w:rFonts w:ascii="Times New Roman" w:hAnsi="Times New Roman" w:cs="Times New Roman"/>
-          <w:sz w:val="24"/>
-          <w:szCs w:val="24"/>
-          <w:lang w:val="es-GT"/>
-        </w:rPr>
-        <w:t>prod</w:t>
-      </w:r>
-      <w:proofErr w:type="spellEnd"/>
+        <w:t>SPRING_PROFILES_ACTIVE=prod</w:t>
+      </w:r>
     </w:p>
     <w:p>
       <w:pPr>
@@ -4832,7 +4711,7 @@
                     <pic:cNvPicPr/>
                   </pic:nvPicPr>
                   <pic:blipFill>
-                    <a:blip r:embed="rId22"/>
+                    <a:blip r:embed="rId23"/>
                     <a:stretch>
                       <a:fillRect/>
                     </a:stretch>
@@ -4888,7 +4767,7 @@
                     <pic:cNvPicPr/>
                   </pic:nvPicPr>
                   <pic:blipFill>
-                    <a:blip r:embed="rId23"/>
+                    <a:blip r:embed="rId24"/>
                     <a:stretch>
                       <a:fillRect/>
                     </a:stretch>
@@ -4956,55 +4835,7 @@
           <w:szCs w:val="24"/>
           <w:lang w:val="es-GT"/>
         </w:rPr>
-        <w:t xml:space="preserve">Azure </w:t>
-      </w:r>
-      <w:proofErr w:type="spellStart"/>
-      <w:r>
-        <w:rPr>
-          <w:rFonts w:ascii="Times New Roman" w:hAnsi="Times New Roman" w:cs="Times New Roman"/>
-          <w:b/>
-          <w:bCs/>
-          <w:sz w:val="24"/>
-          <w:szCs w:val="24"/>
-          <w:lang w:val="es-GT"/>
-        </w:rPr>
-        <w:t>Database</w:t>
-      </w:r>
-      <w:proofErr w:type="spellEnd"/>
-      <w:r>
-        <w:rPr>
-          <w:rFonts w:ascii="Times New Roman" w:hAnsi="Times New Roman" w:cs="Times New Roman"/>
-          <w:b/>
-          <w:bCs/>
-          <w:sz w:val="24"/>
-          <w:szCs w:val="24"/>
-          <w:lang w:val="es-GT"/>
-        </w:rPr>
-        <w:t xml:space="preserve"> </w:t>
-      </w:r>
-      <w:proofErr w:type="spellStart"/>
-      <w:r>
-        <w:rPr>
-          <w:rFonts w:ascii="Times New Roman" w:hAnsi="Times New Roman" w:cs="Times New Roman"/>
-          <w:b/>
-          <w:bCs/>
-          <w:sz w:val="24"/>
-          <w:szCs w:val="24"/>
-          <w:lang w:val="es-GT"/>
-        </w:rPr>
-        <w:t>for</w:t>
-      </w:r>
-      <w:proofErr w:type="spellEnd"/>
-      <w:r>
-        <w:rPr>
-          <w:rFonts w:ascii="Times New Roman" w:hAnsi="Times New Roman" w:cs="Times New Roman"/>
-          <w:b/>
-          <w:bCs/>
-          <w:sz w:val="24"/>
-          <w:szCs w:val="24"/>
-          <w:lang w:val="es-GT"/>
-        </w:rPr>
-        <w:t xml:space="preserve"> PostgreSQL</w:t>
+        <w:t>Azure Database for PostgreSQL</w:t>
       </w:r>
       <w:r>
         <w:rPr>
@@ -5037,67 +4868,7 @@
           <w:szCs w:val="24"/>
           <w:lang w:val="es-GT"/>
         </w:rPr>
-        <w:t xml:space="preserve">Tablas creadas por </w:t>
-      </w:r>
-      <w:proofErr w:type="spellStart"/>
-      <w:r>
-        <w:rPr>
-          <w:rFonts w:ascii="Times New Roman" w:hAnsi="Times New Roman" w:cs="Times New Roman"/>
-          <w:sz w:val="24"/>
-          <w:szCs w:val="24"/>
-          <w:lang w:val="es-GT"/>
-        </w:rPr>
-        <w:t>Hibernate</w:t>
-      </w:r>
-      <w:proofErr w:type="spellEnd"/>
-      <w:r>
-        <w:rPr>
-          <w:rFonts w:ascii="Times New Roman" w:hAnsi="Times New Roman" w:cs="Times New Roman"/>
-          <w:sz w:val="24"/>
-          <w:szCs w:val="24"/>
-          <w:lang w:val="es-GT"/>
-        </w:rPr>
-        <w:t xml:space="preserve"> con </w:t>
-      </w:r>
-      <w:proofErr w:type="spellStart"/>
-      <w:r>
-        <w:rPr>
-          <w:rFonts w:ascii="Times New Roman" w:hAnsi="Times New Roman" w:cs="Times New Roman"/>
-          <w:sz w:val="24"/>
-          <w:szCs w:val="24"/>
-          <w:lang w:val="es-GT"/>
-        </w:rPr>
-        <w:t>ddl</w:t>
-      </w:r>
-      <w:proofErr w:type="spellEnd"/>
-      <w:r>
-        <w:rPr>
-          <w:rFonts w:ascii="Times New Roman" w:hAnsi="Times New Roman" w:cs="Times New Roman"/>
-          <w:sz w:val="24"/>
-          <w:szCs w:val="24"/>
-          <w:lang w:val="es-GT"/>
-        </w:rPr>
-        <w:t>-auto=</w:t>
-      </w:r>
-      <w:proofErr w:type="spellStart"/>
-      <w:r>
-        <w:rPr>
-          <w:rFonts w:ascii="Times New Roman" w:hAnsi="Times New Roman" w:cs="Times New Roman"/>
-          <w:sz w:val="24"/>
-          <w:szCs w:val="24"/>
-          <w:lang w:val="es-GT"/>
-        </w:rPr>
-        <w:t>update</w:t>
-      </w:r>
-      <w:proofErr w:type="spellEnd"/>
-      <w:r>
-        <w:rPr>
-          <w:rFonts w:ascii="Times New Roman" w:hAnsi="Times New Roman" w:cs="Times New Roman"/>
-          <w:sz w:val="24"/>
-          <w:szCs w:val="24"/>
-          <w:lang w:val="es-GT"/>
-        </w:rPr>
-        <w:t> en entornos controlados.</w:t>
+        <w:t>Tablas creadas por Hibernate con ddl-auto=update en entornos controlados.</w:t>
       </w:r>
       <w:r>
         <w:rPr>
@@ -5121,7 +4892,6 @@
           <w:szCs w:val="24"/>
         </w:rPr>
       </w:pPr>
-      <w:proofErr w:type="spellStart"/>
       <w:r>
         <w:rPr>
           <w:rFonts w:ascii="Times New Roman" w:hAnsi="Times New Roman" w:cs="Times New Roman"/>
@@ -5130,31 +4900,8 @@
           <w:sz w:val="24"/>
           <w:szCs w:val="24"/>
         </w:rPr>
-        <w:t>Flujo</w:t>
-      </w:r>
-      <w:proofErr w:type="spellEnd"/>
-      <w:r>
-        <w:rPr>
-          <w:rFonts w:ascii="Times New Roman" w:hAnsi="Times New Roman" w:cs="Times New Roman"/>
-          <w:b/>
-          <w:bCs/>
-          <w:sz w:val="24"/>
-          <w:szCs w:val="24"/>
-        </w:rPr>
-        <w:t xml:space="preserve"> de </w:t>
-      </w:r>
-      <w:proofErr w:type="spellStart"/>
-      <w:r>
-        <w:rPr>
-          <w:rFonts w:ascii="Times New Roman" w:hAnsi="Times New Roman" w:cs="Times New Roman"/>
-          <w:b/>
-          <w:bCs/>
-          <w:sz w:val="24"/>
-          <w:szCs w:val="24"/>
-        </w:rPr>
-        <w:t>despliegue</w:t>
-      </w:r>
-      <w:proofErr w:type="spellEnd"/>
+        <w:t>Flujo de despliegue</w:t>
+      </w:r>
     </w:p>
     <w:p>
       <w:pPr>
@@ -5177,27 +4924,7 @@
           <w:szCs w:val="24"/>
           <w:lang w:val="es-GT"/>
         </w:rPr>
-        <w:t xml:space="preserve">Compilar </w:t>
-      </w:r>
-      <w:proofErr w:type="spellStart"/>
-      <w:r>
-        <w:rPr>
-          <w:rFonts w:ascii="Times New Roman" w:hAnsi="Times New Roman" w:cs="Times New Roman"/>
-          <w:sz w:val="24"/>
-          <w:szCs w:val="24"/>
-          <w:lang w:val="es-GT"/>
-        </w:rPr>
-        <w:t>backend</w:t>
-      </w:r>
-      <w:proofErr w:type="spellEnd"/>
-      <w:r>
-        <w:rPr>
-          <w:rFonts w:ascii="Times New Roman" w:hAnsi="Times New Roman" w:cs="Times New Roman"/>
-          <w:sz w:val="24"/>
-          <w:szCs w:val="24"/>
-          <w:lang w:val="es-GT"/>
-        </w:rPr>
-        <w:t>.</w:t>
+        <w:t>Compilar backend.</w:t>
       </w:r>
     </w:p>
     <w:p>
@@ -5221,47 +4948,7 @@
           <w:szCs w:val="24"/>
           <w:lang w:val="es-GT"/>
         </w:rPr>
-        <w:t xml:space="preserve">Generar </w:t>
-      </w:r>
-      <w:proofErr w:type="spellStart"/>
-      <w:r>
-        <w:rPr>
-          <w:rFonts w:ascii="Times New Roman" w:hAnsi="Times New Roman" w:cs="Times New Roman"/>
-          <w:sz w:val="24"/>
-          <w:szCs w:val="24"/>
-          <w:lang w:val="es-GT"/>
-        </w:rPr>
-        <w:t>build</w:t>
-      </w:r>
-      <w:proofErr w:type="spellEnd"/>
-      <w:r>
-        <w:rPr>
-          <w:rFonts w:ascii="Times New Roman" w:hAnsi="Times New Roman" w:cs="Times New Roman"/>
-          <w:sz w:val="24"/>
-          <w:szCs w:val="24"/>
-          <w:lang w:val="es-GT"/>
-        </w:rPr>
-        <w:t xml:space="preserve"> del </w:t>
-      </w:r>
-      <w:proofErr w:type="spellStart"/>
-      <w:r>
-        <w:rPr>
-          <w:rFonts w:ascii="Times New Roman" w:hAnsi="Times New Roman" w:cs="Times New Roman"/>
-          <w:sz w:val="24"/>
-          <w:szCs w:val="24"/>
-          <w:lang w:val="es-GT"/>
-        </w:rPr>
-        <w:t>frontend</w:t>
-      </w:r>
-      <w:proofErr w:type="spellEnd"/>
-      <w:r>
-        <w:rPr>
-          <w:rFonts w:ascii="Times New Roman" w:hAnsi="Times New Roman" w:cs="Times New Roman"/>
-          <w:sz w:val="24"/>
-          <w:szCs w:val="24"/>
-          <w:lang w:val="es-GT"/>
-        </w:rPr>
-        <w:t>.</w:t>
+        <w:t>Generar build del frontend.</w:t>
       </w:r>
     </w:p>
     <w:p>
@@ -5277,41 +4964,13 @@
           <w:szCs w:val="24"/>
         </w:rPr>
       </w:pPr>
-      <w:proofErr w:type="spellStart"/>
-      <w:r>
-        <w:rPr>
-          <w:rFonts w:ascii="Times New Roman" w:hAnsi="Times New Roman" w:cs="Times New Roman"/>
-          <w:sz w:val="24"/>
-          <w:szCs w:val="24"/>
-        </w:rPr>
-        <w:t>Publicar</w:t>
-      </w:r>
-      <w:proofErr w:type="spellEnd"/>
-      <w:r>
-        <w:rPr>
-          <w:rFonts w:ascii="Times New Roman" w:hAnsi="Times New Roman" w:cs="Times New Roman"/>
-          <w:sz w:val="24"/>
-          <w:szCs w:val="24"/>
-        </w:rPr>
-        <w:t xml:space="preserve"> frontend </w:t>
-      </w:r>
-      <w:proofErr w:type="spellStart"/>
-      <w:r>
-        <w:rPr>
-          <w:rFonts w:ascii="Times New Roman" w:hAnsi="Times New Roman" w:cs="Times New Roman"/>
-          <w:sz w:val="24"/>
-          <w:szCs w:val="24"/>
-        </w:rPr>
-        <w:t>en</w:t>
-      </w:r>
-      <w:proofErr w:type="spellEnd"/>
-      <w:r>
-        <w:rPr>
-          <w:rFonts w:ascii="Times New Roman" w:hAnsi="Times New Roman" w:cs="Times New Roman"/>
-          <w:sz w:val="24"/>
-          <w:szCs w:val="24"/>
-        </w:rPr>
-        <w:t xml:space="preserve"> Azure Static Web Apps.</w:t>
+      <w:r>
+        <w:rPr>
+          <w:rFonts w:ascii="Times New Roman" w:hAnsi="Times New Roman" w:cs="Times New Roman"/>
+          <w:sz w:val="24"/>
+          <w:szCs w:val="24"/>
+        </w:rPr>
+        <w:t>Publicar frontend en Azure Static Web Apps.</w:t>
       </w:r>
     </w:p>
     <w:p>
@@ -5327,41 +4986,13 @@
           <w:szCs w:val="24"/>
         </w:rPr>
       </w:pPr>
-      <w:proofErr w:type="spellStart"/>
-      <w:r>
-        <w:rPr>
-          <w:rFonts w:ascii="Times New Roman" w:hAnsi="Times New Roman" w:cs="Times New Roman"/>
-          <w:sz w:val="24"/>
-          <w:szCs w:val="24"/>
-        </w:rPr>
-        <w:t>Publicar</w:t>
-      </w:r>
-      <w:proofErr w:type="spellEnd"/>
-      <w:r>
-        <w:rPr>
-          <w:rFonts w:ascii="Times New Roman" w:hAnsi="Times New Roman" w:cs="Times New Roman"/>
-          <w:sz w:val="24"/>
-          <w:szCs w:val="24"/>
-        </w:rPr>
-        <w:t xml:space="preserve"> backend </w:t>
-      </w:r>
-      <w:proofErr w:type="spellStart"/>
-      <w:r>
-        <w:rPr>
-          <w:rFonts w:ascii="Times New Roman" w:hAnsi="Times New Roman" w:cs="Times New Roman"/>
-          <w:sz w:val="24"/>
-          <w:szCs w:val="24"/>
-        </w:rPr>
-        <w:t>en</w:t>
-      </w:r>
-      <w:proofErr w:type="spellEnd"/>
-      <w:r>
-        <w:rPr>
-          <w:rFonts w:ascii="Times New Roman" w:hAnsi="Times New Roman" w:cs="Times New Roman"/>
-          <w:sz w:val="24"/>
-          <w:szCs w:val="24"/>
-        </w:rPr>
-        <w:t xml:space="preserve"> Azure App Service.</w:t>
+      <w:r>
+        <w:rPr>
+          <w:rFonts w:ascii="Times New Roman" w:hAnsi="Times New Roman" w:cs="Times New Roman"/>
+          <w:sz w:val="24"/>
+          <w:szCs w:val="24"/>
+        </w:rPr>
+        <w:t>Publicar backend en Azure App Service.</w:t>
       </w:r>
     </w:p>
     <w:p>
@@ -5385,27 +5016,7 @@
           <w:szCs w:val="24"/>
           <w:lang w:val="es-GT"/>
         </w:rPr>
-        <w:t xml:space="preserve">Conectar </w:t>
-      </w:r>
-      <w:proofErr w:type="spellStart"/>
-      <w:r>
-        <w:rPr>
-          <w:rFonts w:ascii="Times New Roman" w:hAnsi="Times New Roman" w:cs="Times New Roman"/>
-          <w:sz w:val="24"/>
-          <w:szCs w:val="24"/>
-          <w:lang w:val="es-GT"/>
-        </w:rPr>
-        <w:t>backend</w:t>
-      </w:r>
-      <w:proofErr w:type="spellEnd"/>
-      <w:r>
-        <w:rPr>
-          <w:rFonts w:ascii="Times New Roman" w:hAnsi="Times New Roman" w:cs="Times New Roman"/>
-          <w:sz w:val="24"/>
-          <w:szCs w:val="24"/>
-          <w:lang w:val="es-GT"/>
-        </w:rPr>
-        <w:t xml:space="preserve"> a PostgreSQL administrado.</w:t>
+        <w:t>Conectar backend a PostgreSQL administrado.</w:t>
       </w:r>
     </w:p>
     <w:p>
@@ -5526,27 +5137,7 @@
           <w:szCs w:val="24"/>
           <w:lang w:val="es-GT"/>
         </w:rPr>
-        <w:t xml:space="preserve">El </w:t>
-      </w:r>
-      <w:proofErr w:type="spellStart"/>
-      <w:r>
-        <w:rPr>
-          <w:rFonts w:ascii="Times New Roman" w:hAnsi="Times New Roman" w:cs="Times New Roman"/>
-          <w:sz w:val="24"/>
-          <w:szCs w:val="24"/>
-          <w:lang w:val="es-GT"/>
-        </w:rPr>
-        <w:t>frontend</w:t>
-      </w:r>
-      <w:proofErr w:type="spellEnd"/>
-      <w:r>
-        <w:rPr>
-          <w:rFonts w:ascii="Times New Roman" w:hAnsi="Times New Roman" w:cs="Times New Roman"/>
-          <w:sz w:val="24"/>
-          <w:szCs w:val="24"/>
-          <w:lang w:val="es-GT"/>
-        </w:rPr>
-        <w:t xml:space="preserve"> usa proxy local solo para desarrollo.</w:t>
+        <w:t>El frontend usa proxy local solo para desarrollo.</w:t>
       </w:r>
     </w:p>
     <w:p>
@@ -5561,7 +5152,7 @@
       </w:pPr>
     </w:p>
     <w:sectPr>
-      <w:footerReference w:type="default" r:id="rId24"/>
+      <w:footerReference w:type="default" r:id="rId25"/>
       <w:type w:val="continuous"/>
       <w:pgSz w:w="12281" w:h="15882"/>
       <w:pgMar w:top="1440" w:right="1440" w:bottom="1440" w:left="1440" w:header="0" w:footer="0" w:gutter="0"/>
@@ -12862,6 +12453,7 @@
   <w:style w:type="character" w:default="1" w:styleId="Fuentedeprrafopredeter">
     <w:name w:val="Default Paragraph Font"/>
     <w:uiPriority w:val="1"/>
+    <w:semiHidden/>
     <w:unhideWhenUsed/>
   </w:style>
   <w:style w:type="table" w:default="1" w:styleId="Tablanormal">
